--- a/courses/mathematical-physics/delta-dirac-green.docx
+++ b/courses/mathematical-physics/delta-dirac-green.docx
@@ -3186,6 +3186,9 @@
                 <m:t>|</m:t>
               </m:r>
             </m:oMath>
+            <w:r>
+              <w:t xml:space="preserve">​</w:t>
+            </w:r>
           </w:p>
         </w:tc>
         <w:tc>
@@ -3277,6 +3280,9 @@
                 <m:t>|</m:t>
               </m:r>
             </m:oMath>
+            <w:r>
+              <w:t xml:space="preserve">​</w:t>
+            </w:r>
           </w:p>
         </w:tc>
         <w:tc>
@@ -3362,6 +3368,9 @@
                 </m:den>
               </m:f>
             </m:oMath>
+            <w:r>
+              <w:t xml:space="preserve">​</w:t>
+            </w:r>
           </w:p>
         </w:tc>
         <w:tc>
